--- a/Assets/GDD_May/04_COMBAT_SYSTEM (2).docx
+++ b/Assets/GDD_May/04_COMBAT_SYSTEM (2).docx
@@ -3306,7 +3306,7 @@
                 <w:sz w:val="17"/>
                 <w:szCs w:val="17"/>
               </w:rPr>
-              <w:t xml:space="preserve">Press T — 1-second fade, particle effect. CANNOT switch during active combat.</w:t>
+              <w:t xml:space="preserve">Press T — 1-second fade, particle effect. CANNOT switch during active combat (active = after any hit has been exchanged either way). Pre-combat transform IS allowed: if Yoru has been spotted by an aggressive enemy approaching but no hit has been exchanged yet, transforming to Tomoe stops the enemy and returns it to normal behaviour.</w:t>
             </w:r>
           </w:p>
         </w:tc>
@@ -3578,7 +3578,7 @@
                 <w:sz w:val="17"/>
                 <w:szCs w:val="17"/>
               </w:rPr>
-              <w:t xml:space="preserve">+50% (multiply incoming damage by 1.5 during human form)</w:t>
+              <w:t xml:space="preserve">0x — Tomoe is never attacked. Enemies ignore her.</w:t>
             </w:r>
           </w:p>
         </w:tc>
@@ -4050,7 +4050,7 @@
           <w:sz w:val="18"/>
           <w:szCs w:val="18"/>
         </w:rPr>
-        <w:t xml:space="preserve">✅  Human form + failed persuasion (3 attempts): boss goes hostile. Player is stuck in human form briefly — takes +50% damage, must transform back to cat FAST or die. This creates a tense recovery moment.</w:t>
+        <w:t xml:space="preserve">✅  Tier 1 boss + failed Echo Walk (3 mistakes): boss enters cinematic "reveal yourself, beast" beat. Player is force-transformed to Yoru. World freezes during the cinematic. After the cinematic ends, combat begins with the boss attacking Yoru normally. See Doc 08 per-boss sections and Doc 09 §3c.</w:t>
       </w:r>
     </w:p>
     <w:p>
@@ -4070,7 +4070,7 @@
           <w:sz w:val="18"/>
           <w:szCs w:val="18"/>
         </w:rPr>
-        <w:t xml:space="preserve">✅  Human form during combat: player cannot attack. Only option is to transform back (T) and then fight. Transformation is the only escape.</w:t>
+        <w:t xml:space="preserve">✅  Yoru death during active combat: player respawns at the last checkpoint in Tomoe form. Combat encounter resets. Persuasion attempts on regular enemies still respect cooldown — see Doc 09 §3f.</w:t>
       </w:r>
     </w:p>
     <w:p>
